--- a/TS-Kramam/TS-1.2/TS 1.2 Sanskrit Krama Paatam Corrections.docx
+++ b/TS-Kramam/TS-1.2/TS 1.2 Sanskrit Krama Paatam Corrections.docx
@@ -1203,6 +1203,332 @@
               <w:rPr>
                 <w:rFonts w:eastAsia="Times New Roman" w:cs="Arial"/>
                 <w:b/>
+                <w:color w:val="EE0000"/>
+                <w:sz w:val="32"/>
+                <w:szCs w:val="32"/>
+                <w:lang w:val="en-IN" w:eastAsia="en-IN" w:bidi="ml-IN"/>
+              </w:rPr>
+            </w:pPr>
+            <w:r>
+              <w:rPr>
+                <w:rFonts w:eastAsia="Times New Roman" w:cs="Arial"/>
+                <w:b/>
+                <w:color w:val="EE0000"/>
+                <w:sz w:val="32"/>
+                <w:szCs w:val="32"/>
+                <w:lang w:val="en-IN" w:eastAsia="en-IN" w:bidi="ml-IN"/>
+              </w:rPr>
+              <w:t>T.S.1.2.10.2 - Kramam</w:t>
+            </w:r>
+          </w:p>
+          <w:p>
+            <w:pPr>
+              <w:widowControl w:val="0"/>
+              <w:autoSpaceDE w:val="0"/>
+              <w:autoSpaceDN w:val="0"/>
+              <w:adjustRightInd w:val="0"/>
+              <w:spacing w:before="0" w:line="240" w:lineRule="auto"/>
+              <w:rPr>
+                <w:rFonts w:cs="Arial"/>
+                <w:b/>
+                <w:bCs/>
+                <w:color w:val="EE0000"/>
+                <w:sz w:val="28"/>
+                <w:szCs w:val="36"/>
+                <w:lang w:val="en-IN" w:bidi="ml-IN"/>
+              </w:rPr>
+            </w:pPr>
+            <w:r>
+              <w:rPr>
+                <w:rFonts w:cs="Arial"/>
+                <w:b/>
+                <w:bCs/>
+                <w:color w:val="EE0000"/>
+                <w:sz w:val="28"/>
+                <w:szCs w:val="36"/>
+                <w:lang w:val="en-IN" w:bidi="ml-IN"/>
+              </w:rPr>
+              <w:t>Krama Vaakyam No. 51</w:t>
+            </w:r>
+          </w:p>
+          <w:p>
+            <w:pPr>
+              <w:widowControl w:val="0"/>
+              <w:tabs>
+                <w:tab w:val="left" w:pos="993"/>
+              </w:tabs>
+              <w:autoSpaceDE w:val="0"/>
+              <w:autoSpaceDN w:val="0"/>
+              <w:adjustRightInd w:val="0"/>
+              <w:spacing w:before="0" w:line="240" w:lineRule="auto"/>
+              <w:rPr>
+                <w:rFonts w:eastAsia="Times New Roman" w:cs="Arial"/>
+                <w:b/>
+                <w:color w:val="EE0000"/>
+                <w:sz w:val="32"/>
+                <w:szCs w:val="32"/>
+                <w:lang w:val="en-IN" w:eastAsia="en-IN" w:bidi="ml-IN"/>
+              </w:rPr>
+            </w:pPr>
+            <w:r>
+              <w:rPr>
+                <w:rFonts w:cs="Arial"/>
+                <w:b/>
+                <w:bCs/>
+                <w:color w:val="EE0000"/>
+                <w:sz w:val="28"/>
+                <w:szCs w:val="36"/>
+                <w:lang w:val="it-IT" w:bidi="ml-IN"/>
+              </w:rPr>
+              <w:t>Panchaati No. 19</w:t>
+            </w:r>
+          </w:p>
+        </w:tc>
+        <w:tc>
+          <w:tcPr>
+            <w:tcW w:w="4819" w:type="dxa"/>
+          </w:tcPr>
+          <w:p>
+            <w:pPr>
+              <w:widowControl w:val="0"/>
+              <w:autoSpaceDE w:val="0"/>
+              <w:autoSpaceDN w:val="0"/>
+              <w:adjustRightInd w:val="0"/>
+              <w:spacing w:line="252" w:lineRule="auto"/>
+              <w:ind w:right="-138"/>
+              <w:rPr>
+                <w:rFonts w:ascii="BRH Devanagari Extra" w:hAnsi="BRH Devanagari Extra" w:cs="BRH Devanagari Extra"/>
+                <w:color w:val="EE0000"/>
+                <w:sz w:val="40"/>
+                <w:szCs w:val="40"/>
+                <w:lang w:bidi="ml-IN"/>
+              </w:rPr>
+            </w:pPr>
+            <w:r>
+              <w:rPr>
+                <w:rFonts w:ascii="BRH Devanagari Extra" w:hAnsi="BRH Devanagari Extra" w:cs="BRH Devanagari Extra"/>
+                <w:color w:val="EE0000"/>
+                <w:sz w:val="40"/>
+                <w:szCs w:val="40"/>
+                <w:lang w:bidi="ml-IN"/>
+              </w:rPr>
+              <w:t>qÉ</w:t>
+            </w:r>
+            <w:r>
+              <w:rPr>
+                <w:rFonts w:ascii="BRH Malayalam Extra" w:hAnsi="BRH Malayalam Extra" w:cs="BRH Devanagari Extra"/>
+                <w:b/>
+                <w:color w:val="EE0000"/>
+                <w:sz w:val="32"/>
+                <w:szCs w:val="40"/>
+                <w:lang w:bidi="ml-IN"/>
+              </w:rPr>
+              <w:t>–</w:t>
+            </w:r>
+            <w:r>
+              <w:rPr>
+                <w:rFonts w:ascii="BRH Devanagari Extra" w:hAnsi="BRH Devanagari Extra" w:cs="BRH Devanagari Extra"/>
+                <w:color w:val="EE0000"/>
+                <w:sz w:val="40"/>
+                <w:szCs w:val="40"/>
+                <w:lang w:bidi="ml-IN"/>
+              </w:rPr>
+              <w:t>lrÉ</w:t>
+            </w:r>
+            <w:r>
+              <w:rPr>
+                <w:rFonts w:ascii="BRH Malayalam Extra" w:hAnsi="BRH Malayalam Extra" w:cs="BRH Devanagari Extra"/>
+                <w:b/>
+                <w:color w:val="EE0000"/>
+                <w:sz w:val="32"/>
+                <w:szCs w:val="40"/>
+                <w:lang w:bidi="ml-IN"/>
+              </w:rPr>
+              <w:t>–</w:t>
+            </w:r>
+            <w:r>
+              <w:rPr>
+                <w:rFonts w:ascii="BRH Devanagari Extra" w:hAnsi="BRH Devanagari Extra" w:cs="BRH Devanagari Extra"/>
+                <w:color w:val="EE0000"/>
+                <w:sz w:val="40"/>
+                <w:szCs w:val="40"/>
+                <w:highlight w:val="yellow"/>
+                <w:lang w:bidi="ml-IN"/>
+              </w:rPr>
+              <w:t>iÉÉ</w:t>
+            </w:r>
+            <w:r>
+              <w:rPr>
+                <w:rFonts w:ascii="BRH Devanagari Extra" w:hAnsi="BRH Devanagari Extra" w:cs="BRH Devanagari Extra"/>
+                <w:color w:val="EE0000"/>
+                <w:sz w:val="40"/>
+                <w:szCs w:val="40"/>
+                <w:lang w:bidi="ml-IN"/>
+              </w:rPr>
+              <w:t>qÉlÉÑþ | AlÉÑ</w:t>
+            </w:r>
+            <w:r>
+              <w:rPr>
+                <w:rFonts w:ascii="BRH Malayalam Extra" w:hAnsi="BRH Malayalam Extra" w:cs="BRH Devanagari Extra"/>
+                <w:b/>
+                <w:color w:val="EE0000"/>
+                <w:sz w:val="32"/>
+                <w:szCs w:val="40"/>
+                <w:lang w:bidi="ml-IN"/>
+              </w:rPr>
+              <w:t>–</w:t>
+            </w:r>
+            <w:r>
+              <w:rPr>
+                <w:rFonts w:ascii="BRH Devanagari Extra" w:hAnsi="BRH Devanagari Extra" w:cs="BRH Devanagari Extra"/>
+                <w:color w:val="EE0000"/>
+                <w:sz w:val="40"/>
+                <w:szCs w:val="40"/>
+                <w:lang w:bidi="ml-IN"/>
+              </w:rPr>
+              <w:t xml:space="preserve"> iÉmÉþÈ |</w:t>
+            </w:r>
+          </w:p>
+        </w:tc>
+        <w:tc>
+          <w:tcPr>
+            <w:tcW w:w="5103" w:type="dxa"/>
+          </w:tcPr>
+          <w:p>
+            <w:pPr>
+              <w:widowControl w:val="0"/>
+              <w:autoSpaceDE w:val="0"/>
+              <w:autoSpaceDN w:val="0"/>
+              <w:adjustRightInd w:val="0"/>
+              <w:spacing w:line="252" w:lineRule="auto"/>
+              <w:ind w:right="-138"/>
+              <w:rPr>
+                <w:rFonts w:ascii="BRH Devanagari Extra" w:hAnsi="BRH Devanagari Extra" w:cs="BRH Devanagari Extra"/>
+                <w:color w:val="EE0000"/>
+                <w:sz w:val="40"/>
+                <w:szCs w:val="40"/>
+                <w:lang w:bidi="ml-IN"/>
+              </w:rPr>
+            </w:pPr>
+            <w:r>
+              <w:rPr>
+                <w:rFonts w:ascii="BRH Devanagari Extra" w:hAnsi="BRH Devanagari Extra" w:cs="BRH Devanagari Extra"/>
+                <w:color w:val="EE0000"/>
+                <w:sz w:val="40"/>
+                <w:szCs w:val="40"/>
+                <w:lang w:bidi="ml-IN"/>
+              </w:rPr>
+              <w:t>qÉ</w:t>
+            </w:r>
+            <w:r>
+              <w:rPr>
+                <w:rFonts w:ascii="BRH Malayalam Extra" w:hAnsi="BRH Malayalam Extra" w:cs="BRH Devanagari Extra"/>
+                <w:b/>
+                <w:color w:val="EE0000"/>
+                <w:sz w:val="32"/>
+                <w:szCs w:val="40"/>
+                <w:lang w:bidi="ml-IN"/>
+              </w:rPr>
+              <w:t>–</w:t>
+            </w:r>
+            <w:r>
+              <w:rPr>
+                <w:rFonts w:ascii="BRH Devanagari Extra" w:hAnsi="BRH Devanagari Extra" w:cs="BRH Devanagari Extra"/>
+                <w:color w:val="EE0000"/>
+                <w:sz w:val="40"/>
+                <w:szCs w:val="40"/>
+                <w:lang w:bidi="ml-IN"/>
+              </w:rPr>
+              <w:t>lrÉ</w:t>
+            </w:r>
+            <w:r>
+              <w:rPr>
+                <w:rFonts w:ascii="BRH Malayalam Extra" w:hAnsi="BRH Malayalam Extra" w:cs="BRH Devanagari Extra"/>
+                <w:b/>
+                <w:color w:val="EE0000"/>
+                <w:sz w:val="32"/>
+                <w:szCs w:val="40"/>
+                <w:lang w:bidi="ml-IN"/>
+              </w:rPr>
+              <w:t>–</w:t>
+            </w:r>
+            <w:r>
+              <w:rPr>
+                <w:rFonts w:ascii="BRH Devanagari Extra" w:hAnsi="BRH Devanagari Extra" w:cs="BRH Devanagari Extra"/>
+                <w:color w:val="EE0000"/>
+                <w:sz w:val="40"/>
+                <w:szCs w:val="40"/>
+                <w:highlight w:val="green"/>
+                <w:lang w:bidi="ml-IN"/>
+              </w:rPr>
+              <w:t>iÉÉ</w:t>
+            </w:r>
+            <w:r>
+              <w:rPr>
+                <w:rFonts w:ascii="BRH Malayalam Extra" w:hAnsi="BRH Malayalam Extra" w:cs="BRH Devanagari Extra"/>
+                <w:b/>
+                <w:color w:val="EE0000"/>
+                <w:sz w:val="32"/>
+                <w:szCs w:val="40"/>
+                <w:lang w:bidi="ml-IN"/>
+              </w:rPr>
+              <w:t>–</w:t>
+            </w:r>
+            <w:r>
+              <w:rPr>
+                <w:rFonts w:ascii="BRH Devanagari Extra" w:hAnsi="BRH Devanagari Extra" w:cs="BRH Devanagari Extra"/>
+                <w:color w:val="EE0000"/>
+                <w:sz w:val="40"/>
+                <w:szCs w:val="40"/>
+                <w:lang w:bidi="ml-IN"/>
+              </w:rPr>
+              <w:t>qÉlÉÑþ | AlÉÑ</w:t>
+            </w:r>
+            <w:r>
+              <w:rPr>
+                <w:rFonts w:ascii="BRH Malayalam Extra" w:hAnsi="BRH Malayalam Extra" w:cs="BRH Devanagari Extra"/>
+                <w:b/>
+                <w:color w:val="EE0000"/>
+                <w:sz w:val="32"/>
+                <w:szCs w:val="40"/>
+                <w:lang w:bidi="ml-IN"/>
+              </w:rPr>
+              <w:t>–</w:t>
+            </w:r>
+            <w:r>
+              <w:rPr>
+                <w:rFonts w:ascii="BRH Devanagari Extra" w:hAnsi="BRH Devanagari Extra" w:cs="BRH Devanagari Extra"/>
+                <w:color w:val="EE0000"/>
+                <w:sz w:val="40"/>
+                <w:szCs w:val="40"/>
+                <w:lang w:bidi="ml-IN"/>
+              </w:rPr>
+              <w:t xml:space="preserve"> iÉmÉþÈ |</w:t>
+            </w:r>
+          </w:p>
+        </w:tc>
+      </w:tr>
+      <w:tr>
+        <w:trPr>
+          <w:trHeight w:val="1238"/>
+        </w:trPr>
+        <w:tc>
+          <w:tcPr>
+            <w:tcW w:w="4048" w:type="dxa"/>
+          </w:tcPr>
+          <w:p>
+            <w:pPr>
+              <w:widowControl w:val="0"/>
+              <w:tabs>
+                <w:tab w:val="left" w:pos="993"/>
+              </w:tabs>
+              <w:autoSpaceDE w:val="0"/>
+              <w:autoSpaceDN w:val="0"/>
+              <w:adjustRightInd w:val="0"/>
+              <w:spacing w:before="0" w:line="240" w:lineRule="auto"/>
+              <w:rPr>
+                <w:rFonts w:eastAsia="Times New Roman" w:cs="Arial"/>
+                <w:b/>
                 <w:sz w:val="32"/>
                 <w:szCs w:val="32"/>
                 <w:lang w:val="en-IN" w:eastAsia="en-IN" w:bidi="ml-IN"/>
@@ -1593,7 +1919,6 @@
           <w:szCs w:val="32"/>
           <w:u w:val="single"/>
         </w:rPr>
-        <w:lastRenderedPageBreak/>
         <w:t xml:space="preserve">TS </w:t>
       </w:r>
       <w:r>
@@ -2675,6 +3000,7 @@
                 <w:szCs w:val="32"/>
                 <w:lang w:val="en-IN" w:eastAsia="en-IN" w:bidi="ml-IN"/>
               </w:rPr>
+              <w:lastRenderedPageBreak/>
               <w:t>T.S.1.2.2.3 - Kramam</w:t>
             </w:r>
           </w:p>
@@ -2780,7 +3106,6 @@
                 <w:szCs w:val="40"/>
                 <w:lang w:bidi="ml-IN"/>
               </w:rPr>
-              <w:lastRenderedPageBreak/>
               <w:t>Så</w:t>
             </w:r>
             <w:r>
@@ -2844,7 +3169,6 @@
                 <w:highlight w:val="yellow"/>
                 <w:lang w:bidi="ml-IN"/>
               </w:rPr>
-              <w:lastRenderedPageBreak/>
               <w:t>uÉ</w:t>
             </w:r>
             <w:r>
@@ -2933,7 +3257,6 @@
                 <w:szCs w:val="40"/>
                 <w:lang w:bidi="ml-IN"/>
               </w:rPr>
-              <w:lastRenderedPageBreak/>
               <w:t>Så</w:t>
             </w:r>
             <w:r>
@@ -2996,7 +3319,6 @@
                 <w:highlight w:val="green"/>
                 <w:lang w:bidi="ml-IN"/>
               </w:rPr>
-              <w:lastRenderedPageBreak/>
               <w:t>uÉ</w:t>
             </w:r>
             <w:r>
@@ -3080,7 +3402,6 @@
                 <w:szCs w:val="32"/>
                 <w:lang w:val="en-IN" w:eastAsia="en-IN" w:bidi="ml-IN"/>
               </w:rPr>
-              <w:lastRenderedPageBreak/>
               <w:t>T.S.1.2.9.1 - Kramam</w:t>
             </w:r>
           </w:p>
@@ -3554,14 +3875,25 @@
               </w:rPr>
               <w:t>–</w:t>
             </w:r>
-            <w:r>
-              <w:rPr>
-                <w:rFonts w:ascii="BRH Devanagari Extra" w:hAnsi="BRH Devanagari Extra" w:cs="BRH Devanagari Extra"/>
-                <w:sz w:val="40"/>
-                <w:szCs w:val="40"/>
-                <w:lang w:bidi="ml-IN"/>
-              </w:rPr>
-              <w:t>SÉuÉç.³Éå</w:t>
+            <w:proofErr w:type="gramStart"/>
+            <w:r>
+              <w:rPr>
+                <w:rFonts w:ascii="BRH Devanagari Extra" w:hAnsi="BRH Devanagari Extra" w:cs="BRH Devanagari Extra"/>
+                <w:sz w:val="40"/>
+                <w:szCs w:val="40"/>
+                <w:lang w:bidi="ml-IN"/>
+              </w:rPr>
+              <w:t>SÉuÉç.³</w:t>
+            </w:r>
+            <w:proofErr w:type="gramEnd"/>
+            <w:r>
+              <w:rPr>
+                <w:rFonts w:ascii="BRH Devanagari Extra" w:hAnsi="BRH Devanagari Extra" w:cs="BRH Devanagari Extra"/>
+                <w:sz w:val="40"/>
+                <w:szCs w:val="40"/>
+                <w:lang w:bidi="ml-IN"/>
+              </w:rPr>
+              <w:t>Éå</w:t>
             </w:r>
             <w:r>
               <w:rPr>
@@ -3675,6 +4007,7 @@
               </w:rPr>
               <w:t>–</w:t>
             </w:r>
+            <w:proofErr w:type="gramStart"/>
             <w:r>
               <w:rPr>
                 <w:rFonts w:ascii="BRH Devanagari Extra" w:hAnsi="BRH Devanagari Extra" w:cs="BRH Devanagari Extra"/>
@@ -3694,6 +4027,7 @@
               </w:rPr>
               <w:t>³</w:t>
             </w:r>
+            <w:proofErr w:type="gramEnd"/>
             <w:r>
               <w:rPr>
                 <w:rFonts w:ascii="BRH Devanagari Extra" w:hAnsi="BRH Devanagari Extra" w:cs="BRH Devanagari Extra"/>
@@ -3799,14 +4133,25 @@
               </w:rPr>
               <w:t>–</w:t>
             </w:r>
-            <w:r>
-              <w:rPr>
-                <w:rFonts w:ascii="BRH Devanagari Extra" w:hAnsi="BRH Devanagari Extra" w:cs="BRH Devanagari Extra"/>
-                <w:sz w:val="40"/>
-                <w:szCs w:val="40"/>
-                <w:lang w:bidi="ml-IN"/>
-              </w:rPr>
-              <w:t>SÉuÉç.³Éå</w:t>
+            <w:proofErr w:type="gramStart"/>
+            <w:r>
+              <w:rPr>
+                <w:rFonts w:ascii="BRH Devanagari Extra" w:hAnsi="BRH Devanagari Extra" w:cs="BRH Devanagari Extra"/>
+                <w:sz w:val="40"/>
+                <w:szCs w:val="40"/>
+                <w:lang w:bidi="ml-IN"/>
+              </w:rPr>
+              <w:t>SÉuÉç.³</w:t>
+            </w:r>
+            <w:proofErr w:type="gramEnd"/>
+            <w:r>
+              <w:rPr>
+                <w:rFonts w:ascii="BRH Devanagari Extra" w:hAnsi="BRH Devanagari Extra" w:cs="BRH Devanagari Extra"/>
+                <w:sz w:val="40"/>
+                <w:szCs w:val="40"/>
+                <w:lang w:bidi="ml-IN"/>
+              </w:rPr>
+              <w:t>Éå</w:t>
             </w:r>
             <w:r>
               <w:rPr>
@@ -3919,6 +4264,7 @@
               </w:rPr>
               <w:t>–</w:t>
             </w:r>
+            <w:proofErr w:type="gramStart"/>
             <w:r>
               <w:rPr>
                 <w:rFonts w:ascii="BRH Devanagari Extra" w:hAnsi="BRH Devanagari Extra" w:cs="BRH Devanagari Extra"/>
@@ -3936,7 +4282,18 @@
                 <w:highlight w:val="green"/>
                 <w:lang w:bidi="ml-IN"/>
               </w:rPr>
-              <w:t>.³É</w:t>
+              <w:t>.³</w:t>
+            </w:r>
+            <w:proofErr w:type="gramEnd"/>
+            <w:r>
+              <w:rPr>
+                <w:rFonts w:ascii="BRH Devanagari Extra" w:hAnsi="BRH Devanagari Extra" w:cs="BRH Devanagari Extra"/>
+                <w:sz w:val="40"/>
+                <w:szCs w:val="40"/>
+                <w:highlight w:val="green"/>
+                <w:lang w:bidi="ml-IN"/>
+              </w:rPr>
+              <w:t>É</w:t>
             </w:r>
             <w:r>
               <w:rPr>
@@ -4937,6 +5294,7 @@
                 <w:szCs w:val="40"/>
                 <w:lang w:bidi="ml-IN"/>
               </w:rPr>
+              <w:lastRenderedPageBreak/>
               <w:t xml:space="preserve">pÉÔrÉÉï | </w:t>
             </w:r>
             <w:r>
@@ -5042,7 +5400,6 @@
                 <w:szCs w:val="32"/>
                 <w:lang w:val="en-IN" w:eastAsia="en-IN" w:bidi="ml-IN"/>
               </w:rPr>
-              <w:lastRenderedPageBreak/>
               <w:t>T.S.1.2.14.6 - Kramam</w:t>
             </w:r>
           </w:p>
@@ -5392,7 +5749,16 @@
           <w:bCs/>
           <w:sz w:val="32"/>
         </w:rPr>
-        <w:t>replaced with</w:t>
+        <w:t xml:space="preserve">replaced </w:t>
+      </w:r>
+      <w:proofErr w:type="gramStart"/>
+      <w:r>
+        <w:rPr>
+          <w:b/>
+          <w:bCs/>
+          <w:sz w:val="32"/>
+        </w:rPr>
+        <w:t>with</w:t>
       </w:r>
       <w:r>
         <w:rPr>
@@ -5414,6 +5780,7 @@
         </w:rPr>
         <w:t>"</w:t>
       </w:r>
+      <w:proofErr w:type="gramEnd"/>
       <w:r>
         <w:rPr>
           <w:rFonts w:ascii="BRH Devanagari" w:hAnsi="BRH Devanagari" w:cs="BRH Devanagari"/>
@@ -6497,6 +6864,7 @@
                     </w:rPr>
                     <w:t xml:space="preserve"> </w:t>
                   </w:r>
+                  <w:proofErr w:type="gramStart"/>
                   <w:r>
                     <w:rPr>
                       <w:rFonts w:cs="Arial"/>
@@ -6515,6 +6883,7 @@
                     </w:rPr>
                     <w:t>”</w:t>
                   </w:r>
+                  <w:proofErr w:type="gramEnd"/>
                   <w:r>
                     <w:rPr>
                       <w:rFonts w:ascii="BRH Malayalam Extra" w:hAnsi="BRH Malayalam Extra" w:cs="BRH Malayalam Extra"/>
@@ -8200,8 +8569,39 @@
                       <w:sz w:val="32"/>
                       <w:szCs w:val="32"/>
                     </w:rPr>
-                    <w:t>(the separator “-“ deleted</w:t>
-                  </w:r>
+                    <w:t>(</w:t>
+                  </w:r>
+                  <w:proofErr w:type="gramStart"/>
+                  <w:r>
+                    <w:rPr>
+                      <w:rFonts w:cs="Arial"/>
+                      <w:color w:val="000000"/>
+                      <w:sz w:val="32"/>
+                      <w:szCs w:val="32"/>
+                    </w:rPr>
+                    <w:t>the</w:t>
+                  </w:r>
+                  <w:proofErr w:type="gramEnd"/>
+                  <w:r>
+                    <w:rPr>
+                      <w:rFonts w:cs="Arial"/>
+                      <w:color w:val="000000"/>
+                      <w:sz w:val="32"/>
+                      <w:szCs w:val="32"/>
+                    </w:rPr>
+                    <w:t xml:space="preserve"> separator “</w:t>
+                  </w:r>
+                  <w:proofErr w:type="gramStart"/>
+                  <w:r>
+                    <w:rPr>
+                      <w:rFonts w:cs="Arial"/>
+                      <w:color w:val="000000"/>
+                      <w:sz w:val="32"/>
+                      <w:szCs w:val="32"/>
+                    </w:rPr>
+                    <w:t>-“ deleted</w:t>
+                  </w:r>
+                  <w:proofErr w:type="gramEnd"/>
                   <w:r>
                     <w:rPr>
                       <w:rFonts w:cs="Arial"/>

--- a/TS-Kramam/TS-1.2/TS 1.2 Sanskrit Krama Paatam Corrections.docx
+++ b/TS-Kramam/TS-1.2/TS 1.2 Sanskrit Krama Paatam Corrections.docx
@@ -112,7 +112,27 @@
           <w:szCs w:val="32"/>
           <w:u w:val="single"/>
         </w:rPr>
-        <w:t>31st Jan 2026</w:t>
+        <w:t xml:space="preserve">31st </w:t>
+      </w:r>
+      <w:r>
+        <w:rPr>
+          <w:b/>
+          <w:bCs/>
+          <w:sz w:val="32"/>
+          <w:szCs w:val="32"/>
+          <w:u w:val="single"/>
+        </w:rPr>
+        <w:t>May</w:t>
+      </w:r>
+      <w:r>
+        <w:rPr>
+          <w:b/>
+          <w:bCs/>
+          <w:sz w:val="32"/>
+          <w:szCs w:val="32"/>
+          <w:u w:val="single"/>
+        </w:rPr>
+        <w:t xml:space="preserve"> 2026</w:t>
       </w:r>
     </w:p>
     <w:p>
@@ -1203,7 +1223,6 @@
               <w:rPr>
                 <w:rFonts w:eastAsia="Times New Roman" w:cs="Arial"/>
                 <w:b/>
-                <w:color w:val="EE0000"/>
                 <w:sz w:val="32"/>
                 <w:szCs w:val="32"/>
                 <w:lang w:val="en-IN" w:eastAsia="en-IN" w:bidi="ml-IN"/>
@@ -1213,7 +1232,6 @@
               <w:rPr>
                 <w:rFonts w:eastAsia="Times New Roman" w:cs="Arial"/>
                 <w:b/>
-                <w:color w:val="EE0000"/>
                 <w:sz w:val="32"/>
                 <w:szCs w:val="32"/>
                 <w:lang w:val="en-IN" w:eastAsia="en-IN" w:bidi="ml-IN"/>
@@ -1232,7 +1250,6 @@
                 <w:rFonts w:cs="Arial"/>
                 <w:b/>
                 <w:bCs/>
-                <w:color w:val="EE0000"/>
                 <w:sz w:val="28"/>
                 <w:szCs w:val="36"/>
                 <w:lang w:val="en-IN" w:bidi="ml-IN"/>
@@ -1243,7 +1260,6 @@
                 <w:rFonts w:cs="Arial"/>
                 <w:b/>
                 <w:bCs/>
-                <w:color w:val="EE0000"/>
                 <w:sz w:val="28"/>
                 <w:szCs w:val="36"/>
                 <w:lang w:val="en-IN" w:bidi="ml-IN"/>
@@ -1264,7 +1280,6 @@
               <w:rPr>
                 <w:rFonts w:eastAsia="Times New Roman" w:cs="Arial"/>
                 <w:b/>
-                <w:color w:val="EE0000"/>
                 <w:sz w:val="32"/>
                 <w:szCs w:val="32"/>
                 <w:lang w:val="en-IN" w:eastAsia="en-IN" w:bidi="ml-IN"/>
@@ -1275,7 +1290,6 @@
                 <w:rFonts w:cs="Arial"/>
                 <w:b/>
                 <w:bCs/>
-                <w:color w:val="EE0000"/>
                 <w:sz w:val="28"/>
                 <w:szCs w:val="36"/>
                 <w:lang w:val="it-IT" w:bidi="ml-IN"/>
@@ -1298,7 +1312,6 @@
               <w:ind w:right="-138"/>
               <w:rPr>
                 <w:rFonts w:ascii="BRH Devanagari Extra" w:hAnsi="BRH Devanagari Extra" w:cs="BRH Devanagari Extra"/>
-                <w:color w:val="EE0000"/>
                 <w:sz w:val="40"/>
                 <w:szCs w:val="40"/>
                 <w:lang w:bidi="ml-IN"/>
@@ -1307,7 +1320,6 @@
             <w:r>
               <w:rPr>
                 <w:rFonts w:ascii="BRH Devanagari Extra" w:hAnsi="BRH Devanagari Extra" w:cs="BRH Devanagari Extra"/>
-                <w:color w:val="EE0000"/>
                 <w:sz w:val="40"/>
                 <w:szCs w:val="40"/>
                 <w:lang w:bidi="ml-IN"/>
@@ -1318,7 +1330,6 @@
               <w:rPr>
                 <w:rFonts w:ascii="BRH Malayalam Extra" w:hAnsi="BRH Malayalam Extra" w:cs="BRH Devanagari Extra"/>
                 <w:b/>
-                <w:color w:val="EE0000"/>
                 <w:sz w:val="32"/>
                 <w:szCs w:val="40"/>
                 <w:lang w:bidi="ml-IN"/>
@@ -1328,7 +1339,6 @@
             <w:r>
               <w:rPr>
                 <w:rFonts w:ascii="BRH Devanagari Extra" w:hAnsi="BRH Devanagari Extra" w:cs="BRH Devanagari Extra"/>
-                <w:color w:val="EE0000"/>
                 <w:sz w:val="40"/>
                 <w:szCs w:val="40"/>
                 <w:lang w:bidi="ml-IN"/>
@@ -1339,7 +1349,6 @@
               <w:rPr>
                 <w:rFonts w:ascii="BRH Malayalam Extra" w:hAnsi="BRH Malayalam Extra" w:cs="BRH Devanagari Extra"/>
                 <w:b/>
-                <w:color w:val="EE0000"/>
                 <w:sz w:val="32"/>
                 <w:szCs w:val="40"/>
                 <w:lang w:bidi="ml-IN"/>
@@ -1349,7 +1358,6 @@
             <w:r>
               <w:rPr>
                 <w:rFonts w:ascii="BRH Devanagari Extra" w:hAnsi="BRH Devanagari Extra" w:cs="BRH Devanagari Extra"/>
-                <w:color w:val="EE0000"/>
                 <w:sz w:val="40"/>
                 <w:szCs w:val="40"/>
                 <w:highlight w:val="yellow"/>
@@ -1360,7 +1368,6 @@
             <w:r>
               <w:rPr>
                 <w:rFonts w:ascii="BRH Devanagari Extra" w:hAnsi="BRH Devanagari Extra" w:cs="BRH Devanagari Extra"/>
-                <w:color w:val="EE0000"/>
                 <w:sz w:val="40"/>
                 <w:szCs w:val="40"/>
                 <w:lang w:bidi="ml-IN"/>
@@ -1371,7 +1378,6 @@
               <w:rPr>
                 <w:rFonts w:ascii="BRH Malayalam Extra" w:hAnsi="BRH Malayalam Extra" w:cs="BRH Devanagari Extra"/>
                 <w:b/>
-                <w:color w:val="EE0000"/>
                 <w:sz w:val="32"/>
                 <w:szCs w:val="40"/>
                 <w:lang w:bidi="ml-IN"/>
@@ -1381,7 +1387,6 @@
             <w:r>
               <w:rPr>
                 <w:rFonts w:ascii="BRH Devanagari Extra" w:hAnsi="BRH Devanagari Extra" w:cs="BRH Devanagari Extra"/>
-                <w:color w:val="EE0000"/>
                 <w:sz w:val="40"/>
                 <w:szCs w:val="40"/>
                 <w:lang w:bidi="ml-IN"/>
@@ -1404,7 +1409,6 @@
               <w:ind w:right="-138"/>
               <w:rPr>
                 <w:rFonts w:ascii="BRH Devanagari Extra" w:hAnsi="BRH Devanagari Extra" w:cs="BRH Devanagari Extra"/>
-                <w:color w:val="EE0000"/>
                 <w:sz w:val="40"/>
                 <w:szCs w:val="40"/>
                 <w:lang w:bidi="ml-IN"/>
@@ -1413,7 +1417,6 @@
             <w:r>
               <w:rPr>
                 <w:rFonts w:ascii="BRH Devanagari Extra" w:hAnsi="BRH Devanagari Extra" w:cs="BRH Devanagari Extra"/>
-                <w:color w:val="EE0000"/>
                 <w:sz w:val="40"/>
                 <w:szCs w:val="40"/>
                 <w:lang w:bidi="ml-IN"/>
@@ -1424,7 +1427,6 @@
               <w:rPr>
                 <w:rFonts w:ascii="BRH Malayalam Extra" w:hAnsi="BRH Malayalam Extra" w:cs="BRH Devanagari Extra"/>
                 <w:b/>
-                <w:color w:val="EE0000"/>
                 <w:sz w:val="32"/>
                 <w:szCs w:val="40"/>
                 <w:lang w:bidi="ml-IN"/>
@@ -1434,7 +1436,6 @@
             <w:r>
               <w:rPr>
                 <w:rFonts w:ascii="BRH Devanagari Extra" w:hAnsi="BRH Devanagari Extra" w:cs="BRH Devanagari Extra"/>
-                <w:color w:val="EE0000"/>
                 <w:sz w:val="40"/>
                 <w:szCs w:val="40"/>
                 <w:lang w:bidi="ml-IN"/>
@@ -1445,7 +1446,6 @@
               <w:rPr>
                 <w:rFonts w:ascii="BRH Malayalam Extra" w:hAnsi="BRH Malayalam Extra" w:cs="BRH Devanagari Extra"/>
                 <w:b/>
-                <w:color w:val="EE0000"/>
                 <w:sz w:val="32"/>
                 <w:szCs w:val="40"/>
                 <w:lang w:bidi="ml-IN"/>
@@ -1455,7 +1455,6 @@
             <w:r>
               <w:rPr>
                 <w:rFonts w:ascii="BRH Devanagari Extra" w:hAnsi="BRH Devanagari Extra" w:cs="BRH Devanagari Extra"/>
-                <w:color w:val="EE0000"/>
                 <w:sz w:val="40"/>
                 <w:szCs w:val="40"/>
                 <w:highlight w:val="green"/>
@@ -1467,7 +1466,6 @@
               <w:rPr>
                 <w:rFonts w:ascii="BRH Malayalam Extra" w:hAnsi="BRH Malayalam Extra" w:cs="BRH Devanagari Extra"/>
                 <w:b/>
-                <w:color w:val="EE0000"/>
                 <w:sz w:val="32"/>
                 <w:szCs w:val="40"/>
                 <w:lang w:bidi="ml-IN"/>
@@ -1477,7 +1475,6 @@
             <w:r>
               <w:rPr>
                 <w:rFonts w:ascii="BRH Devanagari Extra" w:hAnsi="BRH Devanagari Extra" w:cs="BRH Devanagari Extra"/>
-                <w:color w:val="EE0000"/>
                 <w:sz w:val="40"/>
                 <w:szCs w:val="40"/>
                 <w:lang w:bidi="ml-IN"/>
@@ -1488,7 +1485,6 @@
               <w:rPr>
                 <w:rFonts w:ascii="BRH Malayalam Extra" w:hAnsi="BRH Malayalam Extra" w:cs="BRH Devanagari Extra"/>
                 <w:b/>
-                <w:color w:val="EE0000"/>
                 <w:sz w:val="32"/>
                 <w:szCs w:val="40"/>
                 <w:lang w:bidi="ml-IN"/>
@@ -1498,7 +1494,6 @@
             <w:r>
               <w:rPr>
                 <w:rFonts w:ascii="BRH Devanagari Extra" w:hAnsi="BRH Devanagari Extra" w:cs="BRH Devanagari Extra"/>
-                <w:color w:val="EE0000"/>
                 <w:sz w:val="40"/>
                 <w:szCs w:val="40"/>
                 <w:lang w:bidi="ml-IN"/>
@@ -1800,34 +1795,6 @@
         </w:rPr>
         <w:t>========</w:t>
       </w:r>
-    </w:p>
-    <w:p>
-      <w:pPr>
-        <w:spacing w:before="0" w:line="240" w:lineRule="auto"/>
-        <w:jc w:val="center"/>
-        <w:rPr>
-          <w:b/>
-          <w:bCs/>
-          <w:sz w:val="32"/>
-          <w:szCs w:val="32"/>
-          <w:u w:val="single"/>
-          <w:lang w:val="it-IT"/>
-        </w:rPr>
-      </w:pPr>
-    </w:p>
-    <w:p>
-      <w:pPr>
-        <w:spacing w:before="0" w:line="240" w:lineRule="auto"/>
-        <w:jc w:val="center"/>
-        <w:rPr>
-          <w:b/>
-          <w:bCs/>
-          <w:sz w:val="32"/>
-          <w:szCs w:val="32"/>
-          <w:u w:val="single"/>
-          <w:lang w:val="it-IT"/>
-        </w:rPr>
-      </w:pPr>
     </w:p>
     <w:p>
       <w:pPr>
@@ -2734,6 +2701,84 @@
           <w:u w:val="single"/>
         </w:rPr>
       </w:pPr>
+    </w:p>
+    <w:p>
+      <w:pPr>
+        <w:spacing w:before="0" w:line="240" w:lineRule="auto"/>
+        <w:jc w:val="center"/>
+        <w:rPr>
+          <w:b/>
+          <w:bCs/>
+          <w:sz w:val="32"/>
+          <w:szCs w:val="32"/>
+          <w:u w:val="single"/>
+        </w:rPr>
+      </w:pPr>
+    </w:p>
+    <w:p>
+      <w:pPr>
+        <w:spacing w:before="0" w:line="240" w:lineRule="auto"/>
+        <w:jc w:val="center"/>
+        <w:rPr>
+          <w:b/>
+          <w:bCs/>
+          <w:sz w:val="32"/>
+          <w:szCs w:val="32"/>
+          <w:u w:val="single"/>
+        </w:rPr>
+      </w:pPr>
+    </w:p>
+    <w:p>
+      <w:pPr>
+        <w:spacing w:before="0" w:line="240" w:lineRule="auto"/>
+        <w:jc w:val="center"/>
+        <w:rPr>
+          <w:b/>
+          <w:bCs/>
+          <w:sz w:val="32"/>
+          <w:szCs w:val="32"/>
+          <w:u w:val="single"/>
+        </w:rPr>
+      </w:pPr>
+    </w:p>
+    <w:p>
+      <w:pPr>
+        <w:spacing w:before="0" w:line="240" w:lineRule="auto"/>
+        <w:jc w:val="center"/>
+        <w:rPr>
+          <w:b/>
+          <w:bCs/>
+          <w:sz w:val="32"/>
+          <w:szCs w:val="32"/>
+          <w:u w:val="single"/>
+        </w:rPr>
+      </w:pPr>
+    </w:p>
+    <w:p>
+      <w:pPr>
+        <w:spacing w:before="0" w:line="240" w:lineRule="auto"/>
+        <w:jc w:val="center"/>
+        <w:rPr>
+          <w:b/>
+          <w:bCs/>
+          <w:sz w:val="32"/>
+          <w:szCs w:val="32"/>
+          <w:u w:val="single"/>
+        </w:rPr>
+      </w:pPr>
+    </w:p>
+    <w:p>
+      <w:pPr>
+        <w:spacing w:before="0" w:line="240" w:lineRule="auto"/>
+        <w:jc w:val="center"/>
+        <w:rPr>
+          <w:b/>
+          <w:bCs/>
+          <w:sz w:val="32"/>
+          <w:szCs w:val="32"/>
+          <w:u w:val="single"/>
+        </w:rPr>
+      </w:pPr>
       <w:r>
         <w:rPr>
           <w:b/>
@@ -2742,6 +2787,7 @@
           <w:szCs w:val="32"/>
           <w:u w:val="single"/>
         </w:rPr>
+        <w:lastRenderedPageBreak/>
         <w:t xml:space="preserve">TS </w:t>
       </w:r>
       <w:r>
@@ -3000,7 +3046,6 @@
                 <w:szCs w:val="32"/>
                 <w:lang w:val="en-IN" w:eastAsia="en-IN" w:bidi="ml-IN"/>
               </w:rPr>
-              <w:lastRenderedPageBreak/>
               <w:t>T.S.1.2.2.3 - Kramam</w:t>
             </w:r>
           </w:p>
@@ -4778,6 +4823,7 @@
                 <w:szCs w:val="32"/>
                 <w:lang w:val="en-IN" w:eastAsia="en-IN" w:bidi="ml-IN"/>
               </w:rPr>
+              <w:lastRenderedPageBreak/>
               <w:t>T.S.1.2.14.4 - Kramam</w:t>
             </w:r>
           </w:p>
@@ -5294,7 +5340,6 @@
                 <w:szCs w:val="40"/>
                 <w:lang w:bidi="ml-IN"/>
               </w:rPr>
-              <w:lastRenderedPageBreak/>
               <w:t xml:space="preserve">pÉÔrÉÉï | </w:t>
             </w:r>
             <w:r>
@@ -6535,6 +6580,7 @@
                       <w:szCs w:val="32"/>
                       <w:lang w:val="en-IN" w:eastAsia="en-IN" w:bidi="ml-IN"/>
                     </w:rPr>
+                    <w:lastRenderedPageBreak/>
                     <w:t>T.S.1.2.3</w:t>
                   </w:r>
                   <w:r>
@@ -6964,7 +7010,6 @@
                       <w:szCs w:val="32"/>
                       <w:lang w:val="en-IN" w:eastAsia="en-IN" w:bidi="ml-IN"/>
                     </w:rPr>
-                    <w:lastRenderedPageBreak/>
                     <w:t>T.S.1.2.7</w:t>
                   </w:r>
                   <w:r>
